--- a/履歴書・職務経歴書/職務経歴書_桾知香子.docx
+++ b/履歴書・職務経歴書/職務経歴書_桾知香子.docx
@@ -137,15 +137,7 @@
         <w:t>前職では</w:t>
       </w:r>
       <w:r>
-        <w:t>WEB担当として入社し、新規ECサイト・自社</w:t>
-      </w:r>
-      <w:proofErr w:type="gramStart"/>
-      <w:r>
-        <w:t>買取</w:t>
-      </w:r>
-      <w:proofErr w:type="gramEnd"/>
-      <w:r>
-        <w:t>サイトの構築やVBAを活用した出品業務の効率化を推進。翌年よりリユース事業部長および取締役に就任し、売上管理・ECモール運営・SEO施策・業務効率化・チームマネジメント・採用活動に至るまで、事業全体を統括。</w:t>
+        <w:t>WEB担当として入社し、新規ECサイト・自社買取サイトの構築やVBAを活用した出品業務の効率化を推進。翌年よりリユース事業部長および取締役に就任し、売上管理・ECモール運営・SEO施策・業務効率化・チームマネジメント・採用活動に至るまで、事業全体を統括。</w:t>
       </w:r>
       <w:r>
         <w:rPr>
@@ -346,6 +338,10 @@
     <w:p>
       <w:pPr>
         <w:spacing w:before="40" w:after="40"/>
+        <w:rPr>
+          <w:sz w:val="19"/>
+          <w:szCs w:val="19"/>
+        </w:rPr>
       </w:pPr>
       <w:r>
         <w:rPr>
@@ -379,6 +375,15 @@
         </w:rPr>
         <w:t>、Trello、Googleカレンダー、IFTTT、GAS、GitHub、RPA</w:t>
       </w:r>
+    </w:p>
+    <w:p>
+      <w:pPr>
+        <w:spacing w:before="40" w:after="40"/>
+        <w:rPr>
+          <w:sz w:val="19"/>
+          <w:szCs w:val="19"/>
+        </w:rPr>
+      </w:pPr>
     </w:p>
     <w:p>
       <w:pPr>
@@ -394,6 +399,51 @@
           <w:sz w:val="22"/>
           <w:szCs w:val="22"/>
         </w:rPr>
+        <w:t>■</w:t>
+      </w:r>
+      <w:r>
+        <w:rPr>
+          <w:rFonts w:hint="eastAsia"/>
+          <w:b/>
+          <w:bCs/>
+          <w:sz w:val="22"/>
+          <w:szCs w:val="22"/>
+        </w:rPr>
+        <w:t>ポートフォリオ</w:t>
+      </w:r>
+    </w:p>
+    <w:p>
+      <w:pPr>
+        <w:spacing w:before="40" w:after="40"/>
+      </w:pPr>
+      <w:hyperlink r:id="rId5" w:history="1">
+        <w:r>
+          <w:rPr>
+            <w:rStyle w:val="a5"/>
+          </w:rPr>
+          <w:t>https://chikakokunugi.github.io/portfolio/</w:t>
+        </w:r>
+      </w:hyperlink>
+    </w:p>
+    <w:p>
+      <w:pPr>
+        <w:spacing w:before="40" w:after="40"/>
+      </w:pPr>
+    </w:p>
+    <w:p>
+      <w:pPr>
+        <w:pBdr>
+          <w:bottom w:val="single" w:sz="8" w:space="1" w:color="2E75B6"/>
+        </w:pBdr>
+        <w:spacing w:before="320" w:after="120"/>
+      </w:pPr>
+      <w:r>
+        <w:rPr>
+          <w:b/>
+          <w:bCs/>
+          <w:sz w:val="22"/>
+          <w:szCs w:val="22"/>
+        </w:rPr>
         <w:t>■ 職務経歴</w:t>
       </w:r>
     </w:p>
@@ -719,23 +769,7 @@
           <w:sz w:val="19"/>
           <w:szCs w:val="19"/>
         </w:rPr>
-        <w:t>）の</w:t>
-      </w:r>
-      <w:proofErr w:type="gramStart"/>
-      <w:r>
-        <w:rPr>
-          <w:sz w:val="19"/>
-          <w:szCs w:val="19"/>
-        </w:rPr>
-        <w:t>買取</w:t>
-      </w:r>
-      <w:proofErr w:type="gramEnd"/>
-      <w:r>
-        <w:rPr>
-          <w:sz w:val="19"/>
-          <w:szCs w:val="19"/>
-        </w:rPr>
-        <w:t>・EC販売事業</w:t>
+        <w:t>）の買取・EC販売事業</w:t>
       </w:r>
     </w:p>
     <w:p>
@@ -773,23 +807,8 @@
           <w:sz w:val="19"/>
           <w:szCs w:val="19"/>
         </w:rPr>
-        <w:t>・事業部全体の統括（査定・</w:t>
-      </w:r>
-      <w:proofErr w:type="gramStart"/>
-      <w:r>
-        <w:rPr>
-          <w:sz w:val="19"/>
-          <w:szCs w:val="19"/>
-        </w:rPr>
-        <w:t>買取</w:t>
-      </w:r>
-      <w:proofErr w:type="gramEnd"/>
-      <w:r>
-        <w:rPr>
-          <w:sz w:val="19"/>
-          <w:szCs w:val="19"/>
-        </w:rPr>
-        <w:t>・検品・撮影・出品・出荷・倉庫管理・売上管理）</w:t>
+        <w:lastRenderedPageBreak/>
+        <w:t>・事業部全体の統括（査定・買取・検品・撮影・出品・出荷・倉庫管理・売上管理）</w:t>
       </w:r>
     </w:p>
     <w:p>
@@ -856,23 +875,7 @@
           <w:sz w:val="19"/>
           <w:szCs w:val="19"/>
         </w:rPr>
-        <w:t>・</w:t>
-      </w:r>
-      <w:proofErr w:type="gramStart"/>
-      <w:r>
-        <w:rPr>
-          <w:sz w:val="19"/>
-          <w:szCs w:val="19"/>
-        </w:rPr>
-        <w:t>買取</w:t>
-      </w:r>
-      <w:proofErr w:type="gramEnd"/>
-      <w:r>
-        <w:rPr>
-          <w:sz w:val="19"/>
-          <w:szCs w:val="19"/>
-        </w:rPr>
-        <w:t>サイト（新規）のディレクション・コーディング</w:t>
+        <w:t>・買取サイト（新規）のディレクション・コーディング</w:t>
       </w:r>
     </w:p>
     <w:p>
@@ -898,7 +901,6 @@
           <w:sz w:val="19"/>
           <w:szCs w:val="19"/>
         </w:rPr>
-        <w:lastRenderedPageBreak/>
         <w:t>・VBAマクロによる一括出品システム構築（商品マスタ→各モール用CSV自動生成→TEMPOSTARインポート）</w:t>
       </w:r>
     </w:p>
@@ -1601,6 +1603,7 @@
           <w:sz w:val="19"/>
           <w:szCs w:val="19"/>
         </w:rPr>
+        <w:lastRenderedPageBreak/>
         <w:t>・カスタマーサポート</w:t>
       </w:r>
     </w:p>
@@ -1691,7 +1694,6 @@
           <w:sz w:val="19"/>
           <w:szCs w:val="19"/>
         </w:rPr>
-        <w:lastRenderedPageBreak/>
         <w:t>【使用</w:t>
       </w:r>
       <w:r>
@@ -2649,6 +2651,18 @@
       <w:szCs w:val="19"/>
     </w:rPr>
   </w:style>
+  <w:style w:type="character" w:styleId="ab">
+    <w:name w:val="Unresolved Mention"/>
+    <w:basedOn w:val="a0"/>
+    <w:uiPriority w:val="99"/>
+    <w:semiHidden/>
+    <w:unhideWhenUsed/>
+    <w:rsid w:val="002A0B72"/>
+    <w:rPr>
+      <w:color w:val="605E5C"/>
+      <w:shd w:val="clear" w:color="auto" w:fill="E1DFDD"/>
+    </w:rPr>
+  </w:style>
 </w:styles>
 </file>
 
